--- a/CalendarioAgo26/Retos/Reto2/RetoA/Reto2_matricula.docx
+++ b/CalendarioAgo26/Retos/Reto2/RetoA/Reto2_matricula.docx
@@ -4523,6 +4523,26 @@
           <w:lang w:val="es-MX"/>
         </w:rPr>
         <w:t>OSPF</w:t>
+      </w:r>
+      <w:r>
+        <w:rPr>
+          <w:rFonts w:cs="Arial"/>
+          <w:b/>
+          <w:bCs/>
+          <w:sz w:val="20"/>
+          <w:szCs w:val="20"/>
+          <w:lang w:val="es-MX"/>
+        </w:rPr>
+        <w:t>. Nota</w:t>
+      </w:r>
+      <w:r>
+        <w:rPr>
+          <w:rFonts w:cs="Arial"/>
+          <w:sz w:val="20"/>
+          <w:szCs w:val="20"/>
+          <w:lang w:val="es-MX"/>
+        </w:rPr>
+        <w:t>: No olvides configurar las interfaces pasivas</w:t>
       </w:r>
       <w:r>
         <w:rPr>
